--- a/PC2 - Dante Uchofen Morales.docx
+++ b/PC2 - Dante Uchofen Morales.docx
@@ -2,6 +2,11 @@
 <file path=word/document.xml><?xml version="1.0" encoding="utf-8"?>
 <w:document xmlns:wpc="http://schemas.microsoft.com/office/word/2010/wordprocessingCanvas" xmlns:cx="http://schemas.microsoft.com/office/drawing/2014/chartex" xmlns:cx1="http://schemas.microsoft.com/office/drawing/2015/9/8/chartex" xmlns:cx2="http://schemas.microsoft.com/office/drawing/2015/10/21/chartex" xmlns:cx3="http://schemas.microsoft.com/office/drawing/2016/5/9/chartex" xmlns:cx4="http://schemas.microsoft.com/office/drawing/2016/5/10/chartex" xmlns:cx5="http://schemas.microsoft.com/office/drawing/2016/5/11/chartex" xmlns:cx6="http://schemas.microsoft.com/office/drawing/2016/5/12/chartex" xmlns:cx7="http://schemas.microsoft.com/office/drawing/2016/5/13/chartex" xmlns:cx8="http://schemas.microsoft.com/office/drawing/2016/5/14/chartex" xmlns:mc="http://schemas.openxmlformats.org/markup-compatibility/2006" xmlns:aink="http://schemas.microsoft.com/office/drawing/2016/ink" xmlns:am3d="http://schemas.microsoft.com/office/drawing/2017/model3d" xmlns:o="urn:schemas-microsoft-com:office:office" xmlns:oel="http://schemas.microsoft.com/office/2019/extlst" xmlns:r="http://schemas.openxmlformats.org/officeDocument/2006/relationships" xmlns:m="http://schemas.openxmlformats.org/officeDocument/2006/math" xmlns:v="urn:schemas-microsoft-com:vml" xmlns:wp14="http://schemas.microsoft.com/office/word/2010/wordprocessingDrawing" xmlns:wp="http://schemas.openxmlformats.org/drawingml/2006/wordprocessingDrawing" xmlns:w10="urn:schemas-microsoft-com:office:word" xmlns:w="http://schemas.openxmlformats.org/wordprocessingml/2006/main" xmlns:w14="http://schemas.microsoft.com/office/word/2010/wordml" xmlns:w15="http://schemas.microsoft.com/office/word/2012/wordml" xmlns:w16cex="http://schemas.microsoft.com/office/word/2018/wordml/cex" xmlns:w16cid="http://schemas.microsoft.com/office/word/2016/wordml/cid" xmlns:w16="http://schemas.microsoft.com/office/word/2018/wordml" xmlns:w16du="http://schemas.microsoft.com/office/word/2023/wordml/word16du" xmlns:w16sdtdh="http://schemas.microsoft.com/office/word/2020/wordml/sdtdatahash" xmlns:w16se="http://schemas.microsoft.com/office/word/2015/wordml/symex" xmlns:wpg="http://schemas.microsoft.com/office/word/2010/wordprocessingGroup" xmlns:wpi="http://schemas.microsoft.com/office/word/2010/wordprocessingInk" xmlns:wne="http://schemas.microsoft.com/office/word/2006/wordml" xmlns:wps="http://schemas.microsoft.com/office/word/2010/wordprocessingShape" mc:Ignorable="w14 w15 w16se w16cid w16 w16cex w16sdtdh w16du wp14">
   <w:body>
+    <w:p>
+      <w:r>
+        <w:t>agregarProducto()</w:t>
+      </w:r>
+    </w:p>
     <w:tbl>
       <w:tblPr>
         <w:tblStyle w:val="Tablaconcuadrcula"/>
@@ -186,15 +191,7 @@
           </w:tcPr>
           <w:p>
             <w:r>
-              <w:t xml:space="preserve">Producto duplicado (por </w:t>
-            </w:r>
-            <w:proofErr w:type="spellStart"/>
-            <w:r>
-              <w:t>sku</w:t>
-            </w:r>
-            <w:proofErr w:type="spellEnd"/>
-            <w:r>
-              <w:t>)</w:t>
+              <w:t>Producto duplicado (por sku)</w:t>
             </w:r>
           </w:p>
         </w:tc>
@@ -204,15 +201,7 @@
           </w:tcPr>
           <w:p>
             <w:r>
-              <w:t xml:space="preserve">Un </w:t>
-            </w:r>
-            <w:proofErr w:type="spellStart"/>
-            <w:r>
-              <w:t>sku</w:t>
-            </w:r>
-            <w:proofErr w:type="spellEnd"/>
-            <w:r>
-              <w:t xml:space="preserve"> duplicado</w:t>
+              <w:t>Un sku duplicado</w:t>
             </w:r>
           </w:p>
         </w:tc>
@@ -274,13 +263,8 @@
           </w:tcPr>
           <w:p>
             <w:r>
-              <w:t xml:space="preserve">True y presente en </w:t>
-            </w:r>
-            <w:proofErr w:type="spellStart"/>
-            <w:r>
-              <w:t>detallesPedido</w:t>
-            </w:r>
-            <w:proofErr w:type="spellEnd"/>
+              <w:t>True y presente en detallesPedido</w:t>
+            </w:r>
           </w:p>
         </w:tc>
         <w:tc>
@@ -377,13 +361,8 @@
             <w:tcW w:w="1843" w:type="dxa"/>
           </w:tcPr>
           <w:p>
-            <w:proofErr w:type="spellStart"/>
-            <w:r>
-              <w:t>esActivo</w:t>
-            </w:r>
-            <w:proofErr w:type="spellEnd"/>
-            <w:r>
-              <w:t>=false</w:t>
+            <w:r>
+              <w:t>esActivo=false</w:t>
             </w:r>
           </w:p>
         </w:tc>
@@ -410,6 +389,11 @@
       </w:tr>
     </w:tbl>
     <w:p/>
+    <w:p>
+      <w:r>
+        <w:t>validarStock()</w:t>
+      </w:r>
+    </w:p>
     <w:tbl>
       <w:tblPr>
         <w:tblStyle w:val="Tablaconcuadrcula"/>
@@ -551,13 +535,8 @@
             <w:tcW w:w="1843" w:type="dxa"/>
           </w:tcPr>
           <w:p>
-            <w:proofErr w:type="spellStart"/>
-            <w:r>
-              <w:t>detallesPedido</w:t>
-            </w:r>
-            <w:proofErr w:type="spellEnd"/>
-            <w:r>
-              <w:t xml:space="preserve"> vacío</w:t>
+            <w:r>
+              <w:t>detallesPedido vacío</w:t>
             </w:r>
           </w:p>
         </w:tc>
@@ -608,13 +587,8 @@
             <w:tcW w:w="1843" w:type="dxa"/>
           </w:tcPr>
           <w:p>
-            <w:proofErr w:type="spellStart"/>
-            <w:r>
-              <w:t>detallesPedido</w:t>
-            </w:r>
-            <w:proofErr w:type="spellEnd"/>
-            <w:r>
-              <w:t xml:space="preserve"> con toda la cantidad de sus productos &gt; 0</w:t>
+            <w:r>
+              <w:t>detallesPedido con toda la cantidad de sus productos &gt; 0</w:t>
             </w:r>
           </w:p>
         </w:tc>
@@ -665,13 +639,8 @@
             <w:tcW w:w="1843" w:type="dxa"/>
           </w:tcPr>
           <w:p>
-            <w:proofErr w:type="spellStart"/>
-            <w:r>
-              <w:t>DetallesPedido</w:t>
-            </w:r>
-            <w:proofErr w:type="spellEnd"/>
-            <w:r>
-              <w:t xml:space="preserve"> con un producto con cantidad = 0</w:t>
+            <w:r>
+              <w:t>DetallesPedido con un producto con cantidad = 0</w:t>
             </w:r>
           </w:p>
         </w:tc>
@@ -722,13 +691,8 @@
             <w:tcW w:w="1843" w:type="dxa"/>
           </w:tcPr>
           <w:p>
-            <w:proofErr w:type="spellStart"/>
-            <w:r>
-              <w:t>DetallesPedido</w:t>
-            </w:r>
-            <w:proofErr w:type="spellEnd"/>
-            <w:r>
-              <w:t xml:space="preserve"> con un producto con cantidad &lt; 0</w:t>
+            <w:r>
+              <w:t>DetallesPedido con un producto con cantidad &lt; 0</w:t>
             </w:r>
           </w:p>
         </w:tc>
@@ -779,13 +743,8 @@
             <w:tcW w:w="1843" w:type="dxa"/>
           </w:tcPr>
           <w:p>
-            <w:proofErr w:type="spellStart"/>
-            <w:r>
-              <w:t>DetallesPedido</w:t>
-            </w:r>
-            <w:proofErr w:type="spellEnd"/>
-            <w:r>
-              <w:t xml:space="preserve"> con un producto con cantidad = 1</w:t>
+            <w:r>
+              <w:t>DetallesPedido con un producto con cantidad = 1</w:t>
             </w:r>
           </w:p>
         </w:tc>
@@ -817,7 +776,66 @@
       </w:tr>
     </w:tbl>
     <w:p/>
-    <w:p/>
+    <w:p>
+      <w:r>
+        <w:t>Link del github</w:t>
+      </w:r>
+    </w:p>
+    <w:p>
+      <w:hyperlink r:id="rId4" w:history="1">
+        <w:r>
+          <w:rPr>
+            <w:rStyle w:val="Hipervnculo"/>
+          </w:rPr>
+          <w:t>RedStarxDD/sem12-taller3-is3</w:t>
+        </w:r>
+      </w:hyperlink>
+    </w:p>
+    <w:p>
+      <w:r>
+        <w:t>Jacoco:</w:t>
+      </w:r>
+    </w:p>
+    <w:p>
+      <w:r>
+        <w:lastRenderedPageBreak/>
+        <w:drawing>
+          <wp:inline distT="0" distB="0" distL="0" distR="0" wp14:anchorId="494F248F" wp14:editId="28E231CA">
+            <wp:extent cx="5400040" cy="1231900"/>
+            <wp:effectExtent l="0" t="0" r="0" b="6350"/>
+            <wp:docPr id="1654223478" name="Imagen 1" descr="Interfaz de usuario gráfica, Tabla&#10;&#10;Descripción generada automáticamente"/>
+            <wp:cNvGraphicFramePr>
+              <a:graphicFrameLocks xmlns:a="http://schemas.openxmlformats.org/drawingml/2006/main" noChangeAspect="1"/>
+            </wp:cNvGraphicFramePr>
+            <a:graphic xmlns:a="http://schemas.openxmlformats.org/drawingml/2006/main">
+              <a:graphicData uri="http://schemas.openxmlformats.org/drawingml/2006/picture">
+                <pic:pic xmlns:pic="http://schemas.openxmlformats.org/drawingml/2006/picture">
+                  <pic:nvPicPr>
+                    <pic:cNvPr id="1654223478" name="Imagen 1" descr="Interfaz de usuario gráfica, Tabla&#10;&#10;Descripción generada automáticamente"/>
+                    <pic:cNvPicPr/>
+                  </pic:nvPicPr>
+                  <pic:blipFill>
+                    <a:blip r:embed="rId5"/>
+                    <a:stretch>
+                      <a:fillRect/>
+                    </a:stretch>
+                  </pic:blipFill>
+                  <pic:spPr>
+                    <a:xfrm>
+                      <a:off x="0" y="0"/>
+                      <a:ext cx="5400040" cy="1231900"/>
+                    </a:xfrm>
+                    <a:prstGeom prst="rect">
+                      <a:avLst/>
+                    </a:prstGeom>
+                  </pic:spPr>
+                </pic:pic>
+              </a:graphicData>
+            </a:graphic>
+          </wp:inline>
+        </w:drawing>
+      </w:r>
+    </w:p>
     <w:sectPr>
       <w:pgSz w:w="11906" w:h="16838"/>
       <w:pgMar w:top="1417" w:right="1701" w:bottom="1417" w:left="1701" w:header="708" w:footer="708" w:gutter="0"/>
@@ -1764,6 +1782,18 @@
       </w:tblBorders>
     </w:tblPr>
   </w:style>
+  <w:style w:type="character" w:styleId="Hipervnculo">
+    <w:name w:val="Hyperlink"/>
+    <w:basedOn w:val="Fuentedeprrafopredeter"/>
+    <w:uiPriority w:val="99"/>
+    <w:semiHidden/>
+    <w:unhideWhenUsed/>
+    <w:rsid w:val="00F20B7B"/>
+    <w:rPr>
+      <w:color w:val="0000FF"/>
+      <w:u w:val="single"/>
+    </w:rPr>
+  </w:style>
 </w:styles>
 </file>
 
